--- a/docs/README.docx
+++ b/docs/README.docx
@@ -598,7 +598,22 @@
         <w:t xml:space="preserve"> </w:t>
       </w:r>
       <w:r>
-        <w:t xml:space="preserve">: édite le programme de sa catégorie (onglet unique, semaines S1 à S5) et clique sur</w:t>
+        <w:t xml:space="preserve">: édite le programme de sa catégorie — semaine (S1 à S5) puis jour (Lundi à Dimanche + un créneau bonus</w:t>
+      </w:r>
+      <w:r>
+        <w:t xml:space="preserve"> </w:t>
+      </w:r>
+      <w:r>
+        <w:t xml:space="preserve">“</w:t>
+      </w:r>
+      <w:r>
+        <w:t xml:space="preserve">Défi</w:t>
+      </w:r>
+      <w:r>
+        <w:t xml:space="preserve">”</w:t>
+      </w:r>
+      <w:r>
+        <w:t xml:space="preserve">) — et clique sur</w:t>
       </w:r>
       <w:r>
         <w:t xml:space="preserve"> </w:t>
@@ -633,7 +648,7 @@
         <w:t xml:space="preserve"> </w:t>
       </w:r>
       <w:r>
-        <w:t xml:space="preserve">: coche ses exercices ; la progression est sauvegardée en base et persistante entre appareils/sessions.</w:t>
+        <w:t xml:space="preserve">: parcourt sa semaine jour par jour, coche ses exercices un par un ou valide toute une séance d’un coup ; la progression est sauvegardée en base et persistante entre appareils/sessions.</w:t>
       </w:r>
     </w:p>
     <w:p>
@@ -1175,6 +1190,18 @@
         <w:rPr>
           <w:rStyle w:val="VerbatimChar"/>
         </w:rPr>
+        <w:t xml:space="preserve">tmb_training_days</w:t>
+      </w:r>
+      <w:r>
+        <w:t xml:space="preserve">,</w:t>
+      </w:r>
+      <w:r>
+        <w:t xml:space="preserve"> </w:t>
+      </w:r>
+      <w:r>
+        <w:rPr>
+          <w:rStyle w:val="VerbatimChar"/>
+        </w:rPr>
         <w:t xml:space="preserve">tmb_exercises</w:t>
       </w:r>
       <w:r>
@@ -1208,13 +1235,7 @@
         <w:t xml:space="preserve"> </w:t>
       </w:r>
       <w:r>
-        <w:t xml:space="preserve">car</w:t>
-      </w:r>
-      <w:r>
-        <w:t xml:space="preserve"> </w:t>
-      </w:r>
-      <w:r>
-        <w:t xml:space="preserve">l’instance est partagée entre plusieurs projets) ;</w:t>
+        <w:t xml:space="preserve">car l’instance est partagée entre plusieurs projets) ;</w:t>
       </w:r>
       <w:r>
         <w:t xml:space="preserve"> </w:t>
@@ -1287,6 +1308,84 @@
       </w:r>
       <w:r>
         <w:t xml:space="preserve">rôle ou sa catégorie assignée.</w:t>
+      </w:r>
+    </w:p>
+    <w:p>
+      <w:pPr>
+        <w:pStyle w:val="BlockText"/>
+      </w:pPr>
+      <w:r>
+        <w:t xml:space="preserve">Le schéma est passé par 3 versions pendant le développement (v1 = ancien</w:t>
+      </w:r>
+      <w:r>
+        <w:t xml:space="preserve"> </w:t>
+      </w:r>
+      <w:r>
+        <w:t xml:space="preserve">système localStorage, v2 = multi-rôles avec un plan par semaine, v3 =</w:t>
+      </w:r>
+      <w:r>
+        <w:t xml:space="preserve"> </w:t>
+      </w:r>
+      <w:r>
+        <w:t xml:space="preserve">retour à une granularité par jour à l’intérieur du plan).</w:t>
+      </w:r>
+      <w:r>
+        <w:t xml:space="preserve"> </w:t>
+      </w:r>
+      <w:r>
+        <w:rPr>
+          <w:rStyle w:val="VerbatimChar"/>
+        </w:rPr>
+        <w:t xml:space="preserve">schema.sql</w:t>
+      </w:r>
+      <w:r>
+        <w:t xml:space="preserve"> </w:t>
+      </w:r>
+      <w:r>
+        <w:t xml:space="preserve">contient les migrations douces v2 → v3 ; si tu avais déjà exécuté une</w:t>
+      </w:r>
+      <w:r>
+        <w:t xml:space="preserve"> </w:t>
+      </w:r>
+      <w:r>
+        <w:t xml:space="preserve">version antérieure du script</w:t>
+      </w:r>
+      <w:r>
+        <w:t xml:space="preserve"> </w:t>
+      </w:r>
+      <w:r>
+        <w:rPr>
+          <w:bCs/>
+          <w:b/>
+        </w:rPr>
+        <w:t xml:space="preserve">sans données de production</w:t>
+      </w:r>
+      <w:r>
+        <w:t xml:space="preserve">, relance-le</w:t>
+      </w:r>
+      <w:r>
+        <w:t xml:space="preserve"> </w:t>
+      </w:r>
+      <w:r>
+        <w:t xml:space="preserve">simplement tel quel. S’il y avait déjà des exercices/validations</w:t>
+      </w:r>
+      <w:r>
+        <w:t xml:space="preserve"> </w:t>
+      </w:r>
+      <w:r>
+        <w:t xml:space="preserve">réels en base, ils sont vidés lors de la migration (impossible de les</w:t>
+      </w:r>
+      <w:r>
+        <w:t xml:space="preserve"> </w:t>
+      </w:r>
+      <w:r>
+        <w:t xml:space="preserve">rattacher automatiquement à un jour précis) — réimporte les données par</w:t>
+      </w:r>
+      <w:r>
+        <w:t xml:space="preserve"> </w:t>
+      </w:r>
+      <w:r>
+        <w:t xml:space="preserve">défaut ensuite depuis l’espace Admin.</w:t>
       </w:r>
     </w:p>
     <w:p>
@@ -1486,6 +1585,18 @@
         <w:t xml:space="preserve">tmb_training_plans</w:t>
       </w:r>
       <w:r>
+        <w:t xml:space="preserve">,</w:t>
+      </w:r>
+      <w:r>
+        <w:t xml:space="preserve"> </w:t>
+      </w:r>
+      <w:r>
+        <w:rPr>
+          <w:rStyle w:val="VerbatimChar"/>
+        </w:rPr>
+        <w:t xml:space="preserve">tmb_training_days</w:t>
+      </w:r>
+      <w:r>
         <w:t xml:space="preserve"> </w:t>
       </w:r>
       <w:r>
@@ -1850,7 +1961,7 @@
         <w:rPr>
           <w:rStyle w:val="VerbatimChar"/>
         </w:rPr>
-        <w:t xml:space="preserve">tmb_training_plans       id, category_id, week_number (1-5), objective, warmup, rpe</w:t>
+        <w:t xml:space="preserve">tmb_training_plans       id, category_id, week_number (1-5), objective, staff_quote</w:t>
       </w:r>
       <w:r>
         <w:br/>
@@ -1859,7 +1970,7 @@
         <w:rPr>
           <w:rStyle w:val="VerbatimChar"/>
         </w:rPr>
-        <w:t xml:space="preserve">tmb_exercises            id, plan_id, name, sets, duration(s), intensity(1-10),</w:t>
+        <w:t xml:space="preserve">tmb_training_days        id, plan_id, day_index (0=Lundi..6=Dimanche, 7=Défi bonus),</w:t>
       </w:r>
       <w:r>
         <w:br/>
@@ -1868,6 +1979,24 @@
         <w:rPr>
           <w:rStyle w:val="VerbatimChar"/>
         </w:rPr>
+        <w:t xml:space="preserve">                          label, is_rest, warmup, rpe</w:t>
+      </w:r>
+      <w:r>
+        <w:br/>
+      </w:r>
+      <w:r>
+        <w:rPr>
+          <w:rStyle w:val="VerbatimChar"/>
+        </w:rPr>
+        <w:t xml:space="preserve">tmb_exercises            id, day_id, name, sets, duration(s), intensity(1-10),</w:t>
+      </w:r>
+      <w:r>
+        <w:br/>
+      </w:r>
+      <w:r>
+        <w:rPr>
+          <w:rStyle w:val="VerbatimChar"/>
+        </w:rPr>
         <w:t xml:space="preserve">                          reps (texte libre, ex. "3 X 10"), position, video_url</w:t>
       </w:r>
       <w:r>
@@ -1885,7 +2014,7 @@
         <w:pStyle w:val="FirstParagraph"/>
       </w:pPr>
       <w:r>
-        <w:t xml:space="preserve">Un exercice est rattaché à</w:t>
+        <w:t xml:space="preserve">Hiérarchie :</w:t>
       </w:r>
       <w:r>
         <w:t xml:space="preserve"> </w:t>
@@ -1895,19 +2024,36 @@
           <w:bCs/>
           <w:b/>
         </w:rPr>
-        <w:t xml:space="preserve">un plan</w:t>
-      </w:r>
-      <w:r>
-        <w:t xml:space="preserve"> </w:t>
-      </w:r>
-      <w:r>
-        <w:t xml:space="preserve">= une combinaison (catégorie,</w:t>
-      </w:r>
-      <w:r>
-        <w:t xml:space="preserve"> </w:t>
-      </w:r>
-      <w:r>
-        <w:t xml:space="preserve">semaine) ; toutes les catégories partagent la même semaine 1 à 5. Le champ</w:t>
+        <w:t xml:space="preserve">catégorie → plan (1 par semaine) → jour (jusqu’à 8 :</w:t>
+      </w:r>
+      <w:r>
+        <w:rPr>
+          <w:bCs/>
+          <w:b/>
+        </w:rPr>
+        <w:t xml:space="preserve"> </w:t>
+      </w:r>
+      <w:r>
+        <w:rPr>
+          <w:bCs/>
+          <w:b/>
+        </w:rPr>
+        <w:t xml:space="preserve">Lundi-Dimanche + Défi) → exercices</w:t>
+      </w:r>
+      <w:r>
+        <w:t xml:space="preserve">. L’échauffement et le RPE sont portés</w:t>
+      </w:r>
+      <w:r>
+        <w:t xml:space="preserve"> </w:t>
+      </w:r>
+      <w:r>
+        <w:t xml:space="preserve">par le jour (pas par la semaine entière), comme dans le programme papier</w:t>
+      </w:r>
+      <w:r>
+        <w:t xml:space="preserve"> </w:t>
+      </w:r>
+      <w:r>
+        <w:t xml:space="preserve">original où chaque séance a ses propres consignes. Le champ</w:t>
       </w:r>
       <w:r>
         <w:t xml:space="preserve"> </w:t>
@@ -1922,7 +2068,13 @@
         <w:t xml:space="preserve"> </w:t>
       </w:r>
       <w:r>
-        <w:t xml:space="preserve">(texte libre) complète</w:t>
+        <w:t xml:space="preserve">(texte</w:t>
+      </w:r>
+      <w:r>
+        <w:t xml:space="preserve"> </w:t>
+      </w:r>
+      <w:r>
+        <w:t xml:space="preserve">libre) complète</w:t>
       </w:r>
       <w:r>
         <w:t xml:space="preserve"> </w:t>
@@ -1955,19 +2107,19 @@
         <w:t xml:space="preserve"> </w:t>
       </w:r>
       <w:r>
-        <w:t xml:space="preserve">pour garder la</w:t>
-      </w:r>
-      <w:r>
-        <w:t xml:space="preserve"> </w:t>
-      </w:r>
-      <w:r>
-        <w:t xml:space="preserve">fidélité aux consignes originales qui ne se réduisent pas toujours à un</w:t>
-      </w:r>
-      <w:r>
-        <w:t xml:space="preserve"> </w:t>
-      </w:r>
-      <w:r>
-        <w:t xml:space="preserve">seul nombre (ex.</w:t>
+        <w:t xml:space="preserve">pour garder la fidélité aux</w:t>
+      </w:r>
+      <w:r>
+        <w:t xml:space="preserve"> </w:t>
+      </w:r>
+      <w:r>
+        <w:t xml:space="preserve">consignes originales qui ne se réduisent pas toujours à un seul nombre</w:t>
+      </w:r>
+      <w:r>
+        <w:t xml:space="preserve"> </w:t>
+      </w:r>
+      <w:r>
+        <w:t xml:space="preserve">(ex.</w:t>
       </w:r>
       <w:r>
         <w:t xml:space="preserve"> </w:t>
@@ -1998,6 +2150,60 @@
       </w:r>
       <w:r>
         <w:t xml:space="preserve">).</w:t>
+      </w:r>
+    </w:p>
+    <w:p>
+      <w:pPr>
+        <w:pStyle w:val="BodyText"/>
+      </w:pPr>
+      <w:r>
+        <w:t xml:space="preserve">Il n’existe pas de table de</w:t>
+      </w:r>
+      <w:r>
+        <w:t xml:space="preserve"> </w:t>
+      </w:r>
+      <w:r>
+        <w:t xml:space="preserve">“</w:t>
+      </w:r>
+      <w:r>
+        <w:t xml:space="preserve">validation de jour</w:t>
+      </w:r>
+      <w:r>
+        <w:t xml:space="preserve">”</w:t>
+      </w:r>
+      <w:r>
+        <w:t xml:space="preserve"> </w:t>
+      </w:r>
+      <w:r>
+        <w:t xml:space="preserve">séparée : un jour est</w:t>
+      </w:r>
+      <w:r>
+        <w:t xml:space="preserve"> </w:t>
+      </w:r>
+      <w:r>
+        <w:t xml:space="preserve">considéré comme fait quand tous ses exercices sont validés. Le bouton</w:t>
+      </w:r>
+      <w:r>
+        <w:t xml:space="preserve"> </w:t>
+      </w:r>
+      <w:r>
+        <w:rPr>
+          <w:bCs/>
+          <w:b/>
+        </w:rPr>
+        <w:t xml:space="preserve">✅ Valider toute la séance</w:t>
+      </w:r>
+      <w:r>
+        <w:t xml:space="preserve"> </w:t>
+      </w:r>
+      <w:r>
+        <w:t xml:space="preserve">de la vue Joueur fait un upsert groupé sur</w:t>
+      </w:r>
+      <w:r>
+        <w:t xml:space="preserve"> </w:t>
+      </w:r>
+      <w:r>
+        <w:t xml:space="preserve">tous les exercices du jour en un seul aller-retour réseau.</w:t>
       </w:r>
     </w:p>
     <w:p>
@@ -2211,34 +2417,19 @@
           <w:bCs/>
           <w:b/>
         </w:rPr>
-        <w:t xml:space="preserve">Un seul plan par semaine et par catégorie</w:t>
-      </w:r>
-      <w:r>
-        <w:t xml:space="preserve">, pas de granularité par</w:t>
-      </w:r>
-      <w:r>
-        <w:t xml:space="preserve"> </w:t>
-      </w:r>
-      <w:r>
-        <w:t xml:space="preserve">jour (contrairement à la v1). Tous les exercices de la semaine</w:t>
-      </w:r>
-      <w:r>
-        <w:t xml:space="preserve"> </w:t>
-      </w:r>
-      <w:r>
-        <w:t xml:space="preserve">(renforcement, cardio, vitesse, mobilité, défi bonus) sont réunis dans</w:t>
-      </w:r>
-      <w:r>
-        <w:t xml:space="preserve"> </w:t>
-      </w:r>
-      <w:r>
-        <w:t xml:space="preserve">une seule liste par catégorie — cohérent avec la vue Joueur demandée</w:t>
-      </w:r>
-      <w:r>
-        <w:t xml:space="preserve"> </w:t>
-      </w:r>
-      <w:r>
-        <w:t xml:space="preserve">(une grande liste de cartes par semaine, sans notion de jour).</w:t>
+        <w:t xml:space="preserve">U13 et U15 partagent le même contenu par défaut</w:t>
+      </w:r>
+      <w:r>
+        <w:t xml:space="preserve"> </w:t>
+      </w:r>
+      <w:r>
+        <w:t xml:space="preserve">(voir §5), faute de</w:t>
+      </w:r>
+      <w:r>
+        <w:t xml:space="preserve"> </w:t>
+      </w:r>
+      <w:r>
+        <w:t xml:space="preserve">distinction dans les données sources.</w:t>
       </w:r>
     </w:p>
     <w:p>
@@ -2254,19 +2445,67 @@
           <w:bCs/>
           <w:b/>
         </w:rPr>
-        <w:t xml:space="preserve">U13 et U15 partagent le même contenu par défaut</w:t>
-      </w:r>
-      <w:r>
-        <w:t xml:space="preserve"> </w:t>
-      </w:r>
-      <w:r>
-        <w:t xml:space="preserve">(voir §5), faute de</w:t>
-      </w:r>
-      <w:r>
-        <w:t xml:space="preserve"> </w:t>
-      </w:r>
-      <w:r>
-        <w:t xml:space="preserve">distinction dans les données sources.</w:t>
+        <w:t xml:space="preserve">Le créneau</w:t>
+      </w:r>
+      <w:r>
+        <w:rPr>
+          <w:bCs/>
+          <w:b/>
+        </w:rPr>
+        <w:t xml:space="preserve"> </w:t>
+      </w:r>
+      <w:r>
+        <w:rPr>
+          <w:bCs/>
+          <w:b/>
+        </w:rPr>
+        <w:t xml:space="preserve">“</w:t>
+      </w:r>
+      <w:r>
+        <w:rPr>
+          <w:bCs/>
+          <w:b/>
+        </w:rPr>
+        <w:t xml:space="preserve">Défi</w:t>
+      </w:r>
+      <w:r>
+        <w:rPr>
+          <w:bCs/>
+          <w:b/>
+        </w:rPr>
+        <w:t xml:space="preserve">”</w:t>
+      </w:r>
+      <w:r>
+        <w:rPr>
+          <w:bCs/>
+          <w:b/>
+        </w:rPr>
+        <w:t xml:space="preserve"> </w:t>
+      </w:r>
+      <w:r>
+        <w:rPr>
+          <w:bCs/>
+          <w:b/>
+        </w:rPr>
+        <w:t xml:space="preserve">(day_index 7)</w:t>
+      </w:r>
+      <w:r>
+        <w:t xml:space="preserve"> </w:t>
+      </w:r>
+      <w:r>
+        <w:t xml:space="preserve">est un bonus optionnel, pas un vrai</w:t>
+      </w:r>
+      <w:r>
+        <w:t xml:space="preserve"> </w:t>
+      </w:r>
+      <w:r>
+        <w:t xml:space="preserve">jour de la semaine : il n’apparaît dans la vue Joueur que pour les</w:t>
+      </w:r>
+      <w:r>
+        <w:t xml:space="preserve"> </w:t>
+      </w:r>
+      <w:r>
+        <w:t xml:space="preserve">semaines qui en ont un (S3 et S4 dans les données par défaut).</w:t>
       </w:r>
     </w:p>
     <w:p>
